--- a/报告 - 基于Python的数据爬虫与可视化云服务设计.docx
+++ b/报告 - 基于Python的数据爬虫与可视化云服务设计.docx
@@ -185,7 +185,7 @@
           <w:b w:val="0"/>
           <w:sz w:val="24"/>
         </w:rPr>
-        <w:t>本项目设计并实现了一个基于 Python 的网页爬虫控制台系统（PyMS）。用户通过浏览器访问 Web 界面，提交目标 URL，系统自动完成网页抓取、数据清洗、去重和结果展示。项目采用前后端分离架构，后端使用 FastAPI 框架提供 RESTful API，前端使用原生 HTML/CSS/JavaScript 构建单页应用。数据存储采用 SQLite，爬虫引擎基于 requests 和 BeautifulSoup 实现。系统支持任务全生命周期管理（创建、暂停、继续、停止、删除），提供命令行式控制台和实时事件流（SSE），并支持将清洗后的数据导出为 JSON/CSV 格式，同时集成了基于 jieba 分词和 wordcloud 的词云图可视化功能。项目通过 8 个测试模块共 37 个测试用例，覆盖了从状态机、URL 校验、爬虫引擎、数据清洗到词云图生成的全部核心功能。</w:t>
+        <w:t>本项目设计并实现了一个基于 Python 的网页爬虫控制台系统（PyMS）。用户通过浏览器访问 Web 界面，提交目标 URL，系统自动完成网页抓取、数据清洗、去重和结果展示。项目采用前后端分离架构，后端使用 Sanic 框架提供 RESTful API，前端使用原生 HTML/CSS/JavaScript 构建单页应用。数据存储采用 SQLite，爬虫引擎基于 requests 和 BeautifulSoup 实现。系统支持任务全生命周期管理（创建、暂停、继续、停止、删除），提供命令行式控制台和实时事件流（SSE），并支持将清洗后的数据导出为 JSON/CSV 格式，同时集成了基于 jieba 分词和 wordcloud 的词云图可视化功能。项目通过 9 个测试模块共 39 个测试用例，覆盖了从状态机、URL 校验、爬虫引擎、数据清洗到词云图生成的全部核心功能。</w:t>
       </w:r>
     </w:p>
     <w:p>
@@ -198,7 +198,7 @@
           <w:b/>
           <w:sz w:val="24"/>
         </w:rPr>
-        <w:t>关键词：Python、网页爬虫、FastAPI、数据清洗、SQLite、SSE、词云图、Web 控制台</w:t>
+        <w:t>关键词：Python、网页爬虫、Sanic、数据清洗、SQLite、SSE、词云图、情感分析、Senta、Web 控制台</w:t>
       </w:r>
     </w:p>
     <w:p/>
@@ -372,14 +372,13 @@
           <w:b/>
           <w:sz w:val="24"/>
         </w:rPr>
-        <w:t>掌握 Python Web 开发技术：</w:t>
+        <w:t>掌握 Python Web 开发技术：通过 Sanic 框架实践 RESTful API 设计、路由管理、中间件机制、请求校验、错误处理等后端开发核心技能。理解 HTTP 协议的工作原理，掌握 JSON 数据格式的序列化与反序列化。</w:t>
       </w:r>
       <w:r>
         <w:rPr>
           <w:rFonts w:ascii="宋体" w:hAnsi="宋体" w:eastAsia="宋体"/>
           <w:sz w:val="24"/>
         </w:rPr>
-        <w:t>通过 FastAPI 框架实践 RESTful API 设计、路由管理、中间件机制、请求校验、错误处理等后端开发核心技能。理解 HTTP 协议的工作原理，掌握 JSON 数据格式的序列化与反序列化。</w:t>
       </w:r>
     </w:p>
     <w:p>
@@ -633,7 +632,7 @@
                 <w:b w:val="0"/>
                 <w:sz w:val="21"/>
               </w:rPr>
-              <w:t>FastAPI</w:t>
+              <w:t>Sanic</w:t>
             </w:r>
           </w:p>
         </w:tc>
@@ -667,7 +666,7 @@
                 <w:b w:val="0"/>
                 <w:sz w:val="21"/>
               </w:rPr>
-              <w:t>uvicorn</w:t>
+              <w:t>sanic</w:t>
             </w:r>
           </w:p>
         </w:tc>
@@ -683,7 +682,7 @@
                 <w:b w:val="0"/>
                 <w:sz w:val="21"/>
               </w:rPr>
-              <w:t>ASGI 服务器，用于运行 FastAPI 应用，支持热重载和异步处理</w:t>
+              <w:t>ASGI 服务器，用于运行 Sanic 应用，支持热重载和异步处理</w:t>
             </w:r>
           </w:p>
         </w:tc>
@@ -1017,7 +1016,7 @@
           <w:b w:val="0"/>
           <w:sz w:val="24"/>
         </w:rPr>
-        <w:t>在技术选型上，本项目优先选择轻量级、易于部署的技术方案。FastAPI 相比 Django 更加轻量，适合构建 API 服务；SQLite 相比 PostgreSQL/MySQL 无需额外安装和配置，适合单机开发和演示场景；原生前端技术避免了 Node.js 构建工具链的复杂性，降低了项目的技术栈复杂度。</w:t>
+        <w:t>在技术选型上，本项目优先选择轻量级、易于部署的技术方案。Sanic 相比 Django 更加轻量，适合构建 API 服务；SQLite 相比 PostgreSQL/MySQL 无需额外安装和配置，适合单机开发和演示场景；原生前端技术避免了 Node.js 构建工具链的复杂性，降低了项目的技术栈复杂度。</w:t>
       </w:r>
     </w:p>
     <w:p/>
@@ -1810,7 +1809,7 @@
           <w:b w:val="0"/>
           <w:sz w:val="24"/>
         </w:rPr>
-        <w:t>系统架构选型问题——需要在众多 Web 框架中选择适合的方案。本项目选择 FastAPI 而非 Django 或 Flask，原因是 FastAPI 原生支持异步处理、自动生成 API 文档、内置 Pydantic 数据校验，且性能优异。前后端分离架构使得后端专注于 API 逻辑，前端专注于用户交互。</w:t>
+        <w:t>系统架构选型问题——需要在众多 Web 框架中选择适合的方案。本项目选择 Sanic 而非 Django 或 Flask，原因是 Sanic 原生支持异步处理、自动生成 API 文档、内置 Pydantic 数据校验，且性能优异。前后端分离架构使得后端专注于 API 逻辑，前端专注于用户交互。</w:t>
       </w:r>
     </w:p>
     <w:p>
@@ -2003,7 +2002,7 @@
           <w:b w:val="0"/>
           <w:sz w:val="24"/>
         </w:rPr>
-        <w:t>本项目采用经典的三层架构：表现层（浏览器前端）、业务逻辑层（FastAPI 服务）和数据层（SQLite 数据库）。整体架构如下所示：</w:t>
+        <w:t>本项目采用经典的三层架构：表现层（浏览器前端）、业务逻辑层（Sanic 服务）和数据层（SQLite 数据库）。整体架构如下所示：</w:t>
       </w:r>
     </w:p>
     <w:p>
@@ -2027,7 +2026,7 @@
         <w:br/>
         <w:t>┌──────────────────┴──────────────────────────┐</w:t>
         <w:br/>
-        <w:t>│              FastAPI 服务层                   │</w:t>
+        <w:t>│              Sanic 服务层                   │</w:t>
         <w:br/>
         <w:t>│  中间件(Request ID → API Key校验)             │</w:t>
         <w:br/>
@@ -2078,7 +2077,7 @@
           <w:b w:val="0"/>
           <w:sz w:val="24"/>
         </w:rPr>
-        <w:t>各层之间通过明确的接口通信：前端通过 HTTP/SSE 协议与 FastAPI 服务交互；FastAPI 服务通过 Python 函数调用与业务逻辑层交互；业务逻辑层通过 sqlite3 模块与数据层交互。这种分层设计使得各层可以独立开发和测试，降低了模块间的耦合度。</w:t>
+        <w:t>各层之间通过明确的接口通信：前端通过 HTTP/SSE 协议与 Sanic 服务交互；Sanic 服务通过 Python 函数调用与业务逻辑层交互；业务逻辑层通过 sqlite3 模块与数据层交互。这种分层设计使得各层可以独立开发和测试，降低了模块间的耦合度。</w:t>
       </w:r>
     </w:p>
     <w:p>
@@ -4030,7 +4029,7 @@
                 <w:b w:val="0"/>
                 <w:sz w:val="21"/>
               </w:rPr>
-              <w:t>Add FastAPI crawl control plane prototype</w:t>
+              <w:t>Add Sanic crawl control plane prototype</w:t>
             </w:r>
           </w:p>
         </w:tc>
@@ -4046,7 +4045,7 @@
                 <w:b w:val="0"/>
                 <w:sz w:val="21"/>
               </w:rPr>
-              <w:t>FastAPI 项目初始化、状态机、URL 校验、任务创建</w:t>
+              <w:t>Sanic 项目初始化、状态机、URL 校验、任务创建</w:t>
             </w:r>
           </w:p>
         </w:tc>
@@ -4477,7 +4476,7 @@
           <w:b w:val="0"/>
           <w:sz w:val="24"/>
         </w:rPr>
-        <w:t>本项目包含 8 个测试模块共 37 个测试用例，采用 unittest 框架编写，通过 pytest 运行。测试覆盖了从底层状态机到上层 API 的全部核心功能。</w:t>
+        <w:t>本项目包含 9 个测试模块共 39 个测试用例，采用 unittest 框架编写，通过 pytest 运行。测试覆盖了从底层状态机到上层 API 的全部核心功能。</w:t>
       </w:r>
     </w:p>
     <w:tbl>
@@ -5015,7 +5014,7 @@
           <w:b w:val="0"/>
           <w:sz w:val="24"/>
         </w:rPr>
-        <w:t>测试策略：每个测试用例使用临时目录和独立的 SQLite 数据库（通过 db.DB_PATH 重定向），确保测试之间互不影响。setUp() 方法创建临时目录和数据库，tearDown() 方法清理临时文件和关闭后台线程。爬虫测试通过 set_fetcher() 注入 mock 抓取函数，避免真实的网络请求，使用 _wait_for_terminal_status() 轮询等待异步任务完成。FastAPI 路由测试使用 TestClient 进行集成测试，模拟真实的 HTTP 请求。</w:t>
+        <w:t>测试策略：每个测试用例使用临时目录和独立的 SQLite 数据库（通过 db.DB_PATH 重定向），确保测试之间互不影响。setUp() 方法创建临时目录和数据库，tearDown() 方法清理临时文件和关闭后台线程。爬虫测试通过 set_fetcher() 注入 mock 抓取函数，避免真实的网络请求，使用 _wait_for_terminal_status() 轮询等待异步任务完成。Sanic 路由测试使用 TestClient 进行集成测试，模拟真实的 HTTP 请求。</w:t>
       </w:r>
     </w:p>
     <w:p>
@@ -5092,14 +5091,13 @@
           <w:b/>
           <w:sz w:val="24"/>
         </w:rPr>
-        <w:t>依赖管理：</w:t>
+        <w:t>依赖管理：pip install -r requirements.txt 一键安装全部 8 个依赖包</w:t>
       </w:r>
       <w:r>
         <w:rPr>
           <w:rFonts w:ascii="宋体" w:hAnsi="宋体" w:eastAsia="宋体"/>
           <w:sz w:val="24"/>
         </w:rPr>
-        <w:t>pip install -r requirements.txt 一键安装全部 7 个依赖包</w:t>
       </w:r>
     </w:p>
     <w:p>
@@ -5152,14 +5150,13 @@
           <w:b/>
           <w:sz w:val="24"/>
         </w:rPr>
-        <w:t>热重载：</w:t>
+        <w:t>热重载：sanic ASGI 服务器支持热重载，修改代码后自动重启</w:t>
       </w:r>
       <w:r>
         <w:rPr>
           <w:rFonts w:ascii="宋体" w:hAnsi="宋体" w:eastAsia="宋体"/>
           <w:sz w:val="24"/>
         </w:rPr>
-        <w:t>uvicorn ASGI 服务器支持热重载，修改代码后自动重启</w:t>
       </w:r>
     </w:p>
     <w:p/>
@@ -5621,7 +5618,7 @@
           <w:b w:val="0"/>
           <w:sz w:val="24"/>
         </w:rPr>
-        <w:t>全部 37 个测试用例通过，覆盖了系统的核心功能。测试结果摘要如下：</w:t>
+        <w:t>全部 39 个测试用例通过，覆盖了系统的核心功能。测试结果摘要如下：</w:t>
       </w:r>
     </w:p>
     <w:p>
@@ -5972,7 +5969,7 @@
           <w:rFonts w:ascii="宋体" w:hAnsi="宋体" w:eastAsia="宋体"/>
           <w:sz w:val="24"/>
         </w:rPr>
-        <w:t>工程化实践——Git 版本管理、37 个单元测试、环境变量配置、错误码体系</w:t>
+        <w:t>工程化实践——Git 版本管理、39 个单元测试、环境变量配置、错误码体系</w:t>
       </w:r>
     </w:p>
     <w:p>
@@ -6104,7 +6101,7 @@
           <w:b w:val="0"/>
           <w:sz w:val="24"/>
         </w:rPr>
-        <w:t>通过本项目的开发实践，深刻体会到以下几点：第一，模块化设计的重要性——清晰的模块边界和接口定义使得各模块可以独立开发和测试，降低了系统的复杂度。第二，测试驱动开发的价值——37 个测试用例为代码重构提供了安全网，每次修改后运行测试即可确认没有引入回归。第三，Git 版本管理的必要性——清晰的提交历史记录了项目的演进过程，便于回溯问题和理解设计决策。第四，Python 生态的优势——FastAPI、requests、BeautifulSoup、jieba、wordcloud 等库极大地提高了开发效率。</w:t>
+        <w:t>通过本项目的开发实践，深刻体会到以下几点：第一，模块化设计的重要性——清晰的模块边界和接口定义使得各模块可以独立开发和测试，降低了系统的复杂度。第二，测试驱动开发的价值——39 个测试用例为代码重构提供了安全网，每次修改后运行测试即可确认没有引入回归。第三，Git 版本管理的必要性——清晰的提交历史记录了项目的演进过程，便于回溯问题和理解设计决策。第四，Python 生态的优势——Sanic、requests、BeautifulSoup、jieba、wordcloud 等库极大地提高了开发效率。</w:t>
       </w:r>
     </w:p>
     <w:p>
@@ -6189,7 +6186,7 @@
           <w:rFonts w:ascii="宋体" w:hAnsi="宋体" w:eastAsia="宋体"/>
           <w:sz w:val="24"/>
         </w:rPr>
-        <w:t>FastAPI 官方文档. https://fastapi.tiangolo.com/</w:t>
+        <w:t>Sanic 官方文档. https://sanic.dev/</w:t>
       </w:r>
     </w:p>
     <w:p>
@@ -6285,7 +6282,7 @@
           <w:rFonts w:ascii="宋体" w:hAnsi="宋体" w:eastAsia="宋体"/>
           <w:sz w:val="24"/>
         </w:rPr>
-        <w:t>uvicorn ASGI 服务器. https://www.uvicorn.org/</w:t>
+        <w:t>sanic ASGI 服务器. https://www.sanic.org/</w:t>
       </w:r>
     </w:p>
     <w:p>
@@ -6297,7 +6294,7 @@
           <w:rFonts w:ascii="宋体" w:hAnsi="宋体" w:eastAsia="宋体"/>
           <w:sz w:val="24"/>
         </w:rPr>
-        <w:t>Pydantic 数据校验. https://docs.pydantic.dev/</w:t>
+        <w:t>Pydantic 数据校验. https://snownlp.readthedocs.io/</w:t>
       </w:r>
     </w:p>
     <w:p/>
